--- a/electromagnetism/coulomb-torsion/coulomb-torsion-report.docx
+++ b/electromagnetism/coulomb-torsion/coulomb-torsion-report.docx
@@ -14,12 +14,6 @@
       <w:pPr/>
       <w:r>
         <w:t xml:space="preserve">Oct 19, 2026</w:t>
-      </w:r>
-      <w:r>
-        <w:t xml:space="preserve"> · </w:t>
-      </w:r>
-      <w:r>
-        <w:t xml:space="preserve">@서광선</w:t>
       </w:r>
     </w:p>
     <w:p>
